--- a/docs/2026-계약서류/계약체결서류_작성본.docx
+++ b/docs/2026-계약서류/계약체결서류_작성본.docx
@@ -815,11 +815,11 @@
                 <w:rFonts w:ascii="맑은 고딕" w:cs="맑은 고딕" w:eastAsia="맑은 고딕" w:hAnsi="맑은 고딕" w:hint="eastAsia"/>
                 <w:b/>
                 <w:bCs/>
-                <w:color w:val="9C2A2A"/>
-                <w:sz w:val="18"/>
-                <w:szCs w:val="18"/>
-              </w:rPr>
-              <w:t xml:space="preserve">확인필요</w:t>
+                <w:color w:val="1F6F3F"/>
+                <w:sz w:val="18"/>
+                <w:szCs w:val="18"/>
+              </w:rPr>
+              <w:t xml:space="preserve">작성완료</w:t>
             </w:r>
           </w:p>
         </w:tc>
@@ -845,7 +845,7 @@
                 <w:sz w:val="18"/>
                 <w:szCs w:val="18"/>
               </w:rPr>
-              <w:t xml:space="preserve">업종(등록)란만 미기재</w:t>
+              <w:t xml:space="preserve">업종(등록) : 경영컨설팅업</w:t>
             </w:r>
           </w:p>
         </w:tc>
@@ -1752,6 +1752,20 @@
       </w:r>
     </w:p>
     <w:p>
+      <w:pPr>
+        <w:spacing w:after="110" w:before="0" w:line="300"/>
+      </w:pPr>
+      <w:r>
+        <w:rPr>
+          <w:rFonts w:ascii="맑은 고딕" w:cs="맑은 고딕" w:eastAsia="맑은 고딕" w:hAnsi="맑은 고딕" w:hint="eastAsia"/>
+          <w:color w:val="9C2A2A"/>
+          <w:sz w:val="18"/>
+          <w:szCs w:val="18"/>
+        </w:rPr>
+        <w:t xml:space="preserve">※ 본 작성본은 모든 날짜와 직인을 공란으로 두었다. 출력 후 각 서식의 날짜란을 자필 기재하고 대표자(인)란에 법인인감 또는 사용인감을 날인한다.</w:t>
+      </w:r>
+    </w:p>
+    <w:p>
       <w:r>
         <w:br w:type="page"/>
       </w:r>
@@ -1910,7 +1924,7 @@
           <w:sz w:val="21"/>
           <w:szCs w:val="21"/>
         </w:rPr>
-        <w:t xml:space="preserve">2026.   9.   21.</w:t>
+        <w:t xml:space="preserve"/>
       </w:r>
     </w:p>
     <w:p>
@@ -1930,7 +1944,7 @@
     </w:p>
     <w:p>
       <w:pPr>
-        <w:spacing w:after="130" w:before="260" w:line="240" w:lineRule="auto"/>
+        <w:spacing w:after="130" w:before="200" w:line="240" w:lineRule="auto"/>
         <w:ind w:right="900"/>
         <w:jc w:val="right"/>
       </w:pPr>
@@ -1948,47 +1962,7 @@
           <w:sz w:val="21"/>
           <w:szCs w:val="21"/>
         </w:rPr>
-        <w:t xml:space="preserve">        </w:t>
-      </w:r>
-      <w:r>
-        <w:drawing>
-          <wp:inline distT="0" distB="0" distL="0" distR="0">
-            <wp:extent cx="476250" cy="476250"/>
-            <wp:effectExtent t="0" r="0" b="0" l="0"/>
-            <wp:docPr id="1" name="" descr="" title=""/>
-            <wp:cNvGraphicFramePr>
-              <a:graphicFrameLocks xmlns:a="http://schemas.openxmlformats.org/drawingml/2006/main" noChangeAspect="1"/>
-            </wp:cNvGraphicFramePr>
-            <a:graphic xmlns:a="http://schemas.openxmlformats.org/drawingml/2006/main">
-              <a:graphicData uri="http://schemas.openxmlformats.org/drawingml/2006/picture">
-                <pic:pic xmlns:pic="http://schemas.openxmlformats.org/drawingml/2006/picture">
-                  <pic:nvPicPr>
-                    <pic:cNvPr id="0" name="" descr=""/>
-                    <pic:cNvPicPr>
-                      <a:picLocks noChangeAspect="1" noChangeArrowheads="1"/>
-                    </pic:cNvPicPr>
-                  </pic:nvPicPr>
-                  <pic:blipFill>
-                    <a:blip r:embed="rId7" cstate="none"/>
-                    <a:srcRect/>
-                    <a:stretch>
-                      <a:fillRect/>
-                    </a:stretch>
-                  </pic:blipFill>
-                  <pic:spPr bwMode="auto">
-                    <a:xfrm>
-                      <a:off x="0" y="0"/>
-                      <a:ext cx="476250" cy="476250"/>
-                    </a:xfrm>
-                    <a:prstGeom prst="rect">
-                      <a:avLst/>
-                    </a:prstGeom>
-                  </pic:spPr>
-                </pic:pic>
-              </a:graphicData>
-            </a:graphic>
-          </wp:inline>
-        </w:drawing>
+        <w:t xml:space="preserve">        (인)</w:t>
       </w:r>
     </w:p>
     <w:p>
@@ -2369,7 +2343,7 @@
           <w:sz w:val="21"/>
           <w:szCs w:val="21"/>
         </w:rPr>
-        <w:t xml:space="preserve">2026.   9.   21.</w:t>
+        <w:t xml:space="preserve"/>
       </w:r>
     </w:p>
     <w:p>
@@ -2404,7 +2378,7 @@
     </w:p>
     <w:p>
       <w:pPr>
-        <w:spacing w:after="130" w:before="260" w:line="240" w:lineRule="auto"/>
+        <w:spacing w:after="130" w:before="200" w:line="240" w:lineRule="auto"/>
         <w:ind w:right="900"/>
         <w:jc w:val="right"/>
       </w:pPr>
@@ -2422,47 +2396,7 @@
           <w:sz w:val="21"/>
           <w:szCs w:val="21"/>
         </w:rPr>
-        <w:t xml:space="preserve">        </w:t>
-      </w:r>
-      <w:r>
-        <w:drawing>
-          <wp:inline distT="0" distB="0" distL="0" distR="0">
-            <wp:extent cx="476250" cy="476250"/>
-            <wp:effectExtent t="0" r="0" b="0" l="0"/>
-            <wp:docPr id="1" name="" descr="" title=""/>
-            <wp:cNvGraphicFramePr>
-              <a:graphicFrameLocks xmlns:a="http://schemas.openxmlformats.org/drawingml/2006/main" noChangeAspect="1"/>
-            </wp:cNvGraphicFramePr>
-            <a:graphic xmlns:a="http://schemas.openxmlformats.org/drawingml/2006/main">
-              <a:graphicData uri="http://schemas.openxmlformats.org/drawingml/2006/picture">
-                <pic:pic xmlns:pic="http://schemas.openxmlformats.org/drawingml/2006/picture">
-                  <pic:nvPicPr>
-                    <pic:cNvPr id="0" name="" descr=""/>
-                    <pic:cNvPicPr>
-                      <a:picLocks noChangeAspect="1" noChangeArrowheads="1"/>
-                    </pic:cNvPicPr>
-                  </pic:nvPicPr>
-                  <pic:blipFill>
-                    <a:blip r:embed="rId7" cstate="none"/>
-                    <a:srcRect/>
-                    <a:stretch>
-                      <a:fillRect/>
-                    </a:stretch>
-                  </pic:blipFill>
-                  <pic:spPr bwMode="auto">
-                    <a:xfrm>
-                      <a:off x="0" y="0"/>
-                      <a:ext cx="476250" cy="476250"/>
-                    </a:xfrm>
-                    <a:prstGeom prst="rect">
-                      <a:avLst/>
-                    </a:prstGeom>
-                  </pic:spPr>
-                </pic:pic>
-              </a:graphicData>
-            </a:graphic>
-          </wp:inline>
-        </w:drawing>
+        <w:t xml:space="preserve">        (인)</w:t>
       </w:r>
     </w:p>
     <w:p>
@@ -2670,7 +2604,7 @@
           <w:sz w:val="21"/>
           <w:szCs w:val="21"/>
         </w:rPr>
-        <w:t xml:space="preserve">2026.   9.   21.</w:t>
+        <w:t xml:space="preserve"/>
       </w:r>
     </w:p>
     <w:p>
@@ -2705,7 +2639,7 @@
     </w:p>
     <w:p>
       <w:pPr>
-        <w:spacing w:after="130" w:before="260" w:line="240" w:lineRule="auto"/>
+        <w:spacing w:after="130" w:before="200" w:line="240" w:lineRule="auto"/>
         <w:ind w:right="900"/>
         <w:jc w:val="right"/>
       </w:pPr>
@@ -2723,47 +2657,7 @@
           <w:sz w:val="21"/>
           <w:szCs w:val="21"/>
         </w:rPr>
-        <w:t xml:space="preserve">        </w:t>
-      </w:r>
-      <w:r>
-        <w:drawing>
-          <wp:inline distT="0" distB="0" distL="0" distR="0">
-            <wp:extent cx="476250" cy="476250"/>
-            <wp:effectExtent t="0" r="0" b="0" l="0"/>
-            <wp:docPr id="1" name="" descr="" title=""/>
-            <wp:cNvGraphicFramePr>
-              <a:graphicFrameLocks xmlns:a="http://schemas.openxmlformats.org/drawingml/2006/main" noChangeAspect="1"/>
-            </wp:cNvGraphicFramePr>
-            <a:graphic xmlns:a="http://schemas.openxmlformats.org/drawingml/2006/main">
-              <a:graphicData uri="http://schemas.openxmlformats.org/drawingml/2006/picture">
-                <pic:pic xmlns:pic="http://schemas.openxmlformats.org/drawingml/2006/picture">
-                  <pic:nvPicPr>
-                    <pic:cNvPr id="0" name="" descr=""/>
-                    <pic:cNvPicPr>
-                      <a:picLocks noChangeAspect="1" noChangeArrowheads="1"/>
-                    </pic:cNvPicPr>
-                  </pic:nvPicPr>
-                  <pic:blipFill>
-                    <a:blip r:embed="rId7" cstate="none"/>
-                    <a:srcRect/>
-                    <a:stretch>
-                      <a:fillRect/>
-                    </a:stretch>
-                  </pic:blipFill>
-                  <pic:spPr bwMode="auto">
-                    <a:xfrm>
-                      <a:off x="0" y="0"/>
-                      <a:ext cx="476250" cy="476250"/>
-                    </a:xfrm>
-                    <a:prstGeom prst="rect">
-                      <a:avLst/>
-                    </a:prstGeom>
-                  </pic:spPr>
-                </pic:pic>
-              </a:graphicData>
-            </a:graphic>
-          </wp:inline>
-        </w:drawing>
+        <w:t xml:space="preserve">        (인)</w:t>
       </w:r>
     </w:p>
     <w:p>
@@ -3040,11 +2934,10 @@
             <w:r>
               <w:rPr>
                 <w:rFonts w:ascii="맑은 고딕" w:cs="맑은 고딕" w:eastAsia="맑은 고딕" w:hAnsi="맑은 고딕" w:hint="eastAsia"/>
-                <w:color w:val="9C2A2A"/>
-                <w:sz w:val="18"/>
-                <w:szCs w:val="18"/>
-              </w:rPr>
-              <w:t xml:space="preserve">(사업자등록증상 업태·종목 기재)</w:t>
+                <w:sz w:val="18"/>
+                <w:szCs w:val="18"/>
+              </w:rPr>
+              <w:t xml:space="preserve">경영컨설팅업</w:t>
             </w:r>
           </w:p>
         </w:tc>
@@ -3100,7 +2993,7 @@
           <w:sz w:val="21"/>
           <w:szCs w:val="21"/>
         </w:rPr>
-        <w:t xml:space="preserve">2026.   9.   21.</w:t>
+        <w:t xml:space="preserve"/>
       </w:r>
     </w:p>
     <w:p>
@@ -3120,7 +3013,7 @@
     </w:p>
     <w:p>
       <w:pPr>
-        <w:spacing w:after="130" w:before="260" w:line="240" w:lineRule="auto"/>
+        <w:spacing w:after="130" w:before="200" w:line="240" w:lineRule="auto"/>
         <w:ind w:right="900"/>
         <w:jc w:val="right"/>
       </w:pPr>
@@ -3138,47 +3031,7 @@
           <w:sz w:val="21"/>
           <w:szCs w:val="21"/>
         </w:rPr>
-        <w:t xml:space="preserve">        </w:t>
-      </w:r>
-      <w:r>
-        <w:drawing>
-          <wp:inline distT="0" distB="0" distL="0" distR="0">
-            <wp:extent cx="476250" cy="476250"/>
-            <wp:effectExtent t="0" r="0" b="0" l="0"/>
-            <wp:docPr id="1" name="" descr="" title=""/>
-            <wp:cNvGraphicFramePr>
-              <a:graphicFrameLocks xmlns:a="http://schemas.openxmlformats.org/drawingml/2006/main" noChangeAspect="1"/>
-            </wp:cNvGraphicFramePr>
-            <a:graphic xmlns:a="http://schemas.openxmlformats.org/drawingml/2006/main">
-              <a:graphicData uri="http://schemas.openxmlformats.org/drawingml/2006/picture">
-                <pic:pic xmlns:pic="http://schemas.openxmlformats.org/drawingml/2006/picture">
-                  <pic:nvPicPr>
-                    <pic:cNvPr id="0" name="" descr=""/>
-                    <pic:cNvPicPr>
-                      <a:picLocks noChangeAspect="1" noChangeArrowheads="1"/>
-                    </pic:cNvPicPr>
-                  </pic:nvPicPr>
-                  <pic:blipFill>
-                    <a:blip r:embed="rId7" cstate="none"/>
-                    <a:srcRect/>
-                    <a:stretch>
-                      <a:fillRect/>
-                    </a:stretch>
-                  </pic:blipFill>
-                  <pic:spPr bwMode="auto">
-                    <a:xfrm>
-                      <a:off x="0" y="0"/>
-                      <a:ext cx="476250" cy="476250"/>
-                    </a:xfrm>
-                    <a:prstGeom prst="rect">
-                      <a:avLst/>
-                    </a:prstGeom>
-                  </pic:spPr>
-                </pic:pic>
-              </a:graphicData>
-            </a:graphic>
-          </wp:inline>
-        </w:drawing>
+        <w:t xml:space="preserve">        (인)</w:t>
       </w:r>
     </w:p>
     <w:p>
@@ -4424,7 +4277,7 @@
                 <w:sz w:val="18"/>
                 <w:szCs w:val="18"/>
               </w:rPr>
-              <w:t xml:space="preserve">2026.   9.</w:t>
+              <w:t xml:space="preserve"/>
             </w:r>
           </w:p>
         </w:tc>
@@ -5465,7 +5318,7 @@
           <w:sz w:val="21"/>
           <w:szCs w:val="21"/>
         </w:rPr>
-        <w:t xml:space="preserve">2026년    9월    21일</w:t>
+        <w:t xml:space="preserve"/>
       </w:r>
     </w:p>
     <w:p>
@@ -5488,47 +5341,7 @@
           <w:sz w:val="21"/>
           <w:szCs w:val="21"/>
         </w:rPr>
-        <w:t xml:space="preserve">     </w:t>
-      </w:r>
-      <w:r>
-        <w:drawing>
-          <wp:inline distT="0" distB="0" distL="0" distR="0">
-            <wp:extent cx="476250" cy="476250"/>
-            <wp:effectExtent t="0" r="0" b="0" l="0"/>
-            <wp:docPr id="1" name="" descr="" title=""/>
-            <wp:cNvGraphicFramePr>
-              <a:graphicFrameLocks xmlns:a="http://schemas.openxmlformats.org/drawingml/2006/main" noChangeAspect="1"/>
-            </wp:cNvGraphicFramePr>
-            <a:graphic xmlns:a="http://schemas.openxmlformats.org/drawingml/2006/main">
-              <a:graphicData uri="http://schemas.openxmlformats.org/drawingml/2006/picture">
-                <pic:pic xmlns:pic="http://schemas.openxmlformats.org/drawingml/2006/picture">
-                  <pic:nvPicPr>
-                    <pic:cNvPr id="0" name="" descr=""/>
-                    <pic:cNvPicPr>
-                      <a:picLocks noChangeAspect="1" noChangeArrowheads="1"/>
-                    </pic:cNvPicPr>
-                  </pic:nvPicPr>
-                  <pic:blipFill>
-                    <a:blip r:embed="rId7" cstate="none"/>
-                    <a:srcRect/>
-                    <a:stretch>
-                      <a:fillRect/>
-                    </a:stretch>
-                  </pic:blipFill>
-                  <pic:spPr bwMode="auto">
-                    <a:xfrm>
-                      <a:off x="0" y="0"/>
-                      <a:ext cx="476250" cy="476250"/>
-                    </a:xfrm>
-                    <a:prstGeom prst="rect">
-                      <a:avLst/>
-                    </a:prstGeom>
-                  </pic:spPr>
-                </pic:pic>
-              </a:graphicData>
-            </a:graphic>
-          </wp:inline>
-        </w:drawing>
+        <w:t xml:space="preserve">     (인)</w:t>
       </w:r>
     </w:p>
     <w:p>

--- a/docs/2026-계약서류/계약체결서류_작성본.docx
+++ b/docs/2026-계약서류/계약체결서류_작성본.docx
@@ -1762,7 +1762,7 @@
           <w:sz w:val="18"/>
           <w:szCs w:val="18"/>
         </w:rPr>
-        <w:t xml:space="preserve">※ 본 작성본은 모든 날짜와 직인을 공란으로 두었다. 출력 후 각 서식의 날짜란을 자필 기재하고 대표자(인)란에 법인인감 또는 사용인감을 날인한다.</w:t>
+        <w:t xml:space="preserve">※ 본 작성본은 날짜의 연도만 표기하고 월·일과 직인은 공란으로 두었다. 월·일은 발주처가 기재하며, 대표자(인)란에는 법인인감 또는 사용인감을 날인한다.</w:t>
       </w:r>
     </w:p>
     <w:p>
@@ -1924,7 +1924,7 @@
           <w:sz w:val="21"/>
           <w:szCs w:val="21"/>
         </w:rPr>
-        <w:t xml:space="preserve"/>
+        <w:t xml:space="preserve">2026.        .        .</w:t>
       </w:r>
     </w:p>
     <w:p>
@@ -2343,7 +2343,7 @@
           <w:sz w:val="21"/>
           <w:szCs w:val="21"/>
         </w:rPr>
-        <w:t xml:space="preserve"/>
+        <w:t xml:space="preserve">2026.        .        .</w:t>
       </w:r>
     </w:p>
     <w:p>
@@ -2604,7 +2604,7 @@
           <w:sz w:val="21"/>
           <w:szCs w:val="21"/>
         </w:rPr>
-        <w:t xml:space="preserve"/>
+        <w:t xml:space="preserve">2026.        .        .</w:t>
       </w:r>
     </w:p>
     <w:p>
@@ -2993,7 +2993,7 @@
           <w:sz w:val="21"/>
           <w:szCs w:val="21"/>
         </w:rPr>
-        <w:t xml:space="preserve"/>
+        <w:t xml:space="preserve">2026.        .        .</w:t>
       </w:r>
     </w:p>
     <w:p>
@@ -4277,7 +4277,7 @@
                 <w:sz w:val="18"/>
                 <w:szCs w:val="18"/>
               </w:rPr>
-              <w:t xml:space="preserve"/>
+              <w:t xml:space="preserve">2026.</w:t>
             </w:r>
           </w:p>
         </w:tc>
@@ -5318,7 +5318,7 @@
           <w:sz w:val="21"/>
           <w:szCs w:val="21"/>
         </w:rPr>
-        <w:t xml:space="preserve"/>
+        <w:t xml:space="preserve">2026년         월         일</w:t>
       </w:r>
     </w:p>
     <w:p>
